--- a/Fase 1/Evidencias Individuales/Julio_Mena_1.1_APT122_AutoevaluacionCompetenciasFase1.docx
+++ b/Fase 1/Evidencias Individuales/Julio_Mena_1.1_APT122_AutoevaluacionCompetenciasFase1.docx
@@ -191,25 +191,7 @@
           <w:sz w:val="24"/>
           <w:szCs w:val="24"/>
         </w:rPr>
-        <w:t xml:space="preserve">Piensa en tu proceso de aprendizaje durante el tiempo que has </w:t>
-      </w:r>
-      <w:proofErr w:type="gramStart"/>
-      <w:r>
-        <w:rPr>
-          <w:rFonts w:eastAsiaTheme="majorEastAsia"/>
-          <w:sz w:val="24"/>
-          <w:szCs w:val="24"/>
-        </w:rPr>
-        <w:t>estudiando</w:t>
-      </w:r>
-      <w:proofErr w:type="gramEnd"/>
-      <w:r>
-        <w:rPr>
-          <w:rFonts w:eastAsiaTheme="majorEastAsia"/>
-          <w:sz w:val="24"/>
-          <w:szCs w:val="24"/>
-        </w:rPr>
-        <w:t xml:space="preserve"> en Duoc UC y evalúa el nivel de logro que alcanzaste en cada competencia de tu plan de estudio. </w:t>
+        <w:t xml:space="preserve">Piensa en tu proceso de aprendizaje durante el tiempo que has estudiando en Duoc UC y evalúa el nivel de logro que alcanzaste en cada competencia de tu plan de estudio. </w:t>
       </w:r>
     </w:p>
     <w:p>
@@ -1341,23 +1323,7 @@
                 <w:sz w:val="18"/>
                 <w:szCs w:val="18"/>
               </w:rPr>
-              <w:t xml:space="preserve">Administrar la configuración de ambientes, servicios de aplicaciones y bases de datos en un entorno empresarial a fin de habilitar operatividad o asegurar la continuidad de los sistemas que apoyan los procesos de negocio </w:t>
-            </w:r>
-            <w:proofErr w:type="gramStart"/>
-            <w:r>
-              <w:rPr>
-                <w:sz w:val="18"/>
-                <w:szCs w:val="18"/>
-              </w:rPr>
-              <w:t>de acuerdo a</w:t>
-            </w:r>
-            <w:proofErr w:type="gramEnd"/>
-            <w:r>
-              <w:rPr>
-                <w:sz w:val="18"/>
-                <w:szCs w:val="18"/>
-              </w:rPr>
-              <w:t xml:space="preserve"> los estándares definidos por la industria.</w:t>
+              <w:t>Administrar la configuración de ambientes, servicios de aplicaciones y bases de datos en un entorno empresarial a fin de habilitar operatividad o asegurar la continuidad de los sistemas que apoyan los procesos de negocio de acuerdo a los estándares definidos por la industria.</w:t>
             </w:r>
           </w:p>
         </w:tc>
@@ -1516,23 +1482,7 @@
                 <w:sz w:val="18"/>
                 <w:szCs w:val="18"/>
               </w:rPr>
-              <w:t xml:space="preserve">Ofrecer propuestas de solución informática analizando de forma integral los procesos </w:t>
-            </w:r>
-            <w:proofErr w:type="gramStart"/>
-            <w:r>
-              <w:rPr>
-                <w:sz w:val="18"/>
-                <w:szCs w:val="18"/>
-              </w:rPr>
-              <w:t>de acuerdo a</w:t>
-            </w:r>
-            <w:proofErr w:type="gramEnd"/>
-            <w:r>
-              <w:rPr>
-                <w:sz w:val="18"/>
-                <w:szCs w:val="18"/>
-              </w:rPr>
-              <w:t xml:space="preserve"> los requerimientos de la organización.</w:t>
+              <w:t>Ofrecer propuestas de solución informática analizando de forma integral los procesos de acuerdo a los requerimientos de la organización.</w:t>
             </w:r>
           </w:p>
         </w:tc>
@@ -1807,7 +1757,7 @@
                 <w:sz w:val="18"/>
                 <w:szCs w:val="18"/>
               </w:rPr>
-              <w:t xml:space="preserve">Tengo experiencia en desarrollo </w:t>
+              <w:t xml:space="preserve">Domino el desarrollo de aplicaciones SPA con </w:t>
             </w:r>
             <w:proofErr w:type="spellStart"/>
             <w:r>
@@ -1815,7 +1765,7 @@
                 <w:sz w:val="18"/>
                 <w:szCs w:val="18"/>
               </w:rPr>
-              <w:t>backend</w:t>
+              <w:t>React</w:t>
             </w:r>
             <w:proofErr w:type="spellEnd"/>
             <w:r>
@@ -1823,7 +1773,7 @@
                 <w:sz w:val="18"/>
                 <w:szCs w:val="18"/>
               </w:rPr>
-              <w:t xml:space="preserve"> con Spring Boot y </w:t>
+              <w:t xml:space="preserve"> y </w:t>
             </w:r>
             <w:proofErr w:type="spellStart"/>
             <w:r>
@@ -1831,7 +1781,7 @@
                 <w:sz w:val="18"/>
                 <w:szCs w:val="18"/>
               </w:rPr>
-              <w:t>FastAPI</w:t>
+              <w:t>TypeScript</w:t>
             </w:r>
             <w:proofErr w:type="spellEnd"/>
             <w:r>
@@ -1839,7 +1789,23 @@
                 <w:sz w:val="18"/>
                 <w:szCs w:val="18"/>
               </w:rPr>
-              <w:t>, aplicando buenas prácticas de mantenimiento y documentación.</w:t>
+              <w:t xml:space="preserve">, aplicando buenas prácticas de UI, maquetado responsivo con </w:t>
+            </w:r>
+            <w:proofErr w:type="spellStart"/>
+            <w:r>
+              <w:rPr>
+                <w:sz w:val="18"/>
+                <w:szCs w:val="18"/>
+              </w:rPr>
+              <w:t>Tailwind</w:t>
+            </w:r>
+            <w:proofErr w:type="spellEnd"/>
+            <w:r>
+              <w:rPr>
+                <w:sz w:val="18"/>
+                <w:szCs w:val="18"/>
+              </w:rPr>
+              <w:t xml:space="preserve"> CSS, gestión de estado y patrones de diseño escalables.</w:t>
             </w:r>
           </w:p>
         </w:tc>
@@ -1882,23 +1848,7 @@
                 <w:sz w:val="18"/>
                 <w:szCs w:val="18"/>
               </w:rPr>
-              <w:t xml:space="preserve">Programar consultas o rutinas para manipular información de una base de datos </w:t>
-            </w:r>
-            <w:proofErr w:type="gramStart"/>
-            <w:r>
-              <w:rPr>
-                <w:sz w:val="18"/>
-                <w:szCs w:val="18"/>
-              </w:rPr>
-              <w:t>de acuerdo a</w:t>
-            </w:r>
-            <w:proofErr w:type="gramEnd"/>
-            <w:r>
-              <w:rPr>
-                <w:sz w:val="18"/>
-                <w:szCs w:val="18"/>
-              </w:rPr>
-              <w:t xml:space="preserve"> los requerimientos de la organización.</w:t>
+              <w:t>Programar consultas o rutinas para manipular información de una base de datos de acuerdo a los requerimientos de la organización.</w:t>
             </w:r>
           </w:p>
         </w:tc>
@@ -2364,6 +2314,7 @@
                 <w:sz w:val="18"/>
                 <w:szCs w:val="18"/>
               </w:rPr>
+              <w:lastRenderedPageBreak/>
               <w:t>7.-</w:t>
             </w:r>
             <w:r>
@@ -2378,15 +2329,7 @@
                 <w:sz w:val="18"/>
                 <w:szCs w:val="18"/>
               </w:rPr>
-              <w:t xml:space="preserve">Construir el modelo arquitectónico de una solución sistémica que soporte los procesos </w:t>
-            </w:r>
-            <w:r>
-              <w:rPr>
-                <w:sz w:val="18"/>
-                <w:szCs w:val="18"/>
-              </w:rPr>
-              <w:lastRenderedPageBreak/>
-              <w:t>de negocio de acuerdo los requerimientos de la organización y estándares industria.</w:t>
+              <w:t>Construir el modelo arquitectónico de una solución sistémica que soporte los procesos de negocio de acuerdo los requerimientos de la organización y estándares industria.</w:t>
             </w:r>
           </w:p>
         </w:tc>
@@ -2497,29 +2440,12 @@
                 <w:szCs w:val="18"/>
               </w:rPr>
             </w:pPr>
-            <w:proofErr w:type="gramStart"/>
-            <w:r>
-              <w:rPr>
-                <w:sz w:val="18"/>
-                <w:szCs w:val="18"/>
-              </w:rPr>
-              <w:t>Manejo operatoria</w:t>
-            </w:r>
-            <w:proofErr w:type="gramEnd"/>
-            <w:r>
-              <w:rPr>
-                <w:sz w:val="18"/>
-                <w:szCs w:val="18"/>
-              </w:rPr>
-              <w:t xml:space="preserve"> básica y proporciones, pero necesito </w:t>
-            </w:r>
-            <w:r>
-              <w:rPr>
-                <w:sz w:val="18"/>
-                <w:szCs w:val="18"/>
-              </w:rPr>
-              <w:lastRenderedPageBreak/>
-              <w:t>reforzar álgebra aplicada en problemas más complejos.</w:t>
+            <w:r>
+              <w:rPr>
+                <w:sz w:val="18"/>
+                <w:szCs w:val="18"/>
+              </w:rPr>
+              <w:t>Manejo operatoria básica y proporciones, pero necesito reforzar álgebra aplicada en problemas más complejos.</w:t>
             </w:r>
           </w:p>
         </w:tc>
@@ -2548,7 +2474,6 @@
                 <w:sz w:val="18"/>
                 <w:szCs w:val="18"/>
               </w:rPr>
-              <w:lastRenderedPageBreak/>
               <w:t>8.</w:t>
             </w:r>
             <w:r>
@@ -3051,23 +2976,7 @@
                 <w:sz w:val="18"/>
                 <w:szCs w:val="18"/>
               </w:rPr>
-              <w:t xml:space="preserve"> Comunicarse de forma oral y escrita usando el idioma inglés en situaciones </w:t>
-            </w:r>
-            <w:proofErr w:type="gramStart"/>
-            <w:r>
-              <w:rPr>
-                <w:sz w:val="18"/>
-                <w:szCs w:val="18"/>
-              </w:rPr>
-              <w:t>socio-laborales</w:t>
-            </w:r>
-            <w:proofErr w:type="gramEnd"/>
-            <w:r>
-              <w:rPr>
-                <w:sz w:val="18"/>
-                <w:szCs w:val="18"/>
-              </w:rPr>
-              <w:t xml:space="preserve"> a un nivel intermedio alto en modalidad intensiva, según la tabla de competencias TOEIC y CEFR.</w:t>
+              <w:t xml:space="preserve"> Comunicarse de forma oral y escrita usando el idioma inglés en situaciones socio-laborales a un nivel intermedio alto en modalidad intensiva, según la tabla de competencias TOEIC y CEFR.</w:t>
             </w:r>
           </w:p>
         </w:tc>
@@ -3547,23 +3456,7 @@
                 <w:sz w:val="18"/>
                 <w:szCs w:val="18"/>
               </w:rPr>
-              <w:t xml:space="preserve"> Implementar soluciones sistémicas integrales para automatizar u optimizar procesos de negocio </w:t>
-            </w:r>
-            <w:proofErr w:type="gramStart"/>
-            <w:r>
-              <w:rPr>
-                <w:sz w:val="18"/>
-                <w:szCs w:val="18"/>
-              </w:rPr>
-              <w:t>de acuerdo a</w:t>
-            </w:r>
-            <w:proofErr w:type="gramEnd"/>
-            <w:r>
-              <w:rPr>
-                <w:sz w:val="18"/>
-                <w:szCs w:val="18"/>
-              </w:rPr>
-              <w:t xml:space="preserve"> las necesidades de la organización.</w:t>
+              <w:t xml:space="preserve"> Implementar soluciones sistémicas integrales para automatizar u optimizar procesos de negocio de acuerdo a las necesidades de la organización.</w:t>
             </w:r>
           </w:p>
         </w:tc>
@@ -3883,23 +3776,15 @@
                 <w:sz w:val="18"/>
                 <w:szCs w:val="18"/>
               </w:rPr>
-              <w:t xml:space="preserve"> Gestionar proyectos informáticos, ofreciendo alternativas para la toma de decisiones </w:t>
-            </w:r>
-            <w:proofErr w:type="gramStart"/>
-            <w:r>
-              <w:rPr>
-                <w:sz w:val="18"/>
-                <w:szCs w:val="18"/>
-              </w:rPr>
-              <w:t>de acuerdo a</w:t>
-            </w:r>
-            <w:proofErr w:type="gramEnd"/>
-            <w:r>
-              <w:rPr>
-                <w:sz w:val="18"/>
-                <w:szCs w:val="18"/>
-              </w:rPr>
-              <w:t xml:space="preserve"> los requerimientos de la organización.</w:t>
+              <w:t xml:space="preserve"> Gestionar proyectos informáticos, ofreciendo alternativas para la toma de </w:t>
+            </w:r>
+            <w:r>
+              <w:rPr>
+                <w:sz w:val="18"/>
+                <w:szCs w:val="18"/>
+              </w:rPr>
+              <w:lastRenderedPageBreak/>
+              <w:t>decisiones de acuerdo a los requerimientos de la organización.</w:t>
             </w:r>
           </w:p>
         </w:tc>
@@ -4015,7 +3900,15 @@
                 <w:sz w:val="18"/>
                 <w:szCs w:val="18"/>
               </w:rPr>
-              <w:t>Manejo ETL y análisis con SQL/pandas, pero debo reforzar técnicas de Big Data y visualización avanzada.</w:t>
+              <w:t xml:space="preserve">Manejo ETL y análisis con SQL/pandas, pero debo reforzar </w:t>
+            </w:r>
+            <w:r>
+              <w:rPr>
+                <w:sz w:val="18"/>
+                <w:szCs w:val="18"/>
+              </w:rPr>
+              <w:lastRenderedPageBreak/>
+              <w:t>técnicas de Big Data y visualización avanzada.</w:t>
             </w:r>
           </w:p>
         </w:tc>
@@ -4060,23 +3953,7 @@
                 <w:sz w:val="18"/>
                 <w:szCs w:val="18"/>
               </w:rPr>
-              <w:t xml:space="preserve"> Desarrollar la transformación de grandes volúmenes de datos para la obtención de información y conocimiento de la organización a fin de apoyar la toma de decisiones y la mejora de los procesos de negocio, </w:t>
-            </w:r>
-            <w:proofErr w:type="gramStart"/>
-            <w:r>
-              <w:rPr>
-                <w:sz w:val="18"/>
-                <w:szCs w:val="18"/>
-              </w:rPr>
-              <w:t>de acuerdo a</w:t>
-            </w:r>
-            <w:proofErr w:type="gramEnd"/>
-            <w:r>
-              <w:rPr>
-                <w:sz w:val="18"/>
-                <w:szCs w:val="18"/>
-              </w:rPr>
-              <w:t xml:space="preserve"> las necesidades de la organización.</w:t>
+              <w:t xml:space="preserve"> Desarrollar la transformación de grandes volúmenes de datos para la obtención de información y conocimiento de la organización a fin de apoyar la toma de decisiones y la mejora de los procesos de negocio, de acuerdo a las necesidades de la organización.</w:t>
             </w:r>
           </w:p>
         </w:tc>
@@ -12142,25 +12019,6 @@
 </file>
 
 <file path=customXml/item1.xml><?xml version="1.0" encoding="utf-8"?>
-<p:properties xmlns:p="http://schemas.microsoft.com/office/2006/metadata/properties" xmlns:xsi="http://www.w3.org/2001/XMLSchema-instance" xmlns:pc="http://schemas.microsoft.com/office/infopath/2007/PartnerControls">
-  <documentManagement/>
-</p:properties>
-</file>
-
-<file path=customXml/item2.xml><?xml version="1.0" encoding="utf-8"?>
-<?mso-contentType ?>
-<FormTemplates xmlns="http://schemas.microsoft.com/sharepoint/v3/contenttype/forms">
-  <Display>DocumentLibraryForm</Display>
-  <Edit>DocumentLibraryForm</Edit>
-  <New>DocumentLibraryForm</New>
-</FormTemplates>
-</file>
-
-<file path=customXml/item3.xml><?xml version="1.0" encoding="utf-8"?>
-<b:Sources xmlns:b="http://schemas.openxmlformats.org/officeDocument/2006/bibliography" xmlns="http://schemas.openxmlformats.org/officeDocument/2006/bibliography" SelectedStyle="\APASixthEditionOfficeOnline.xsl" StyleName="APA" Version="6"/>
-</file>
-
-<file path=customXml/item4.xml><?xml version="1.0" encoding="utf-8"?>
 <ct:contentTypeSchema xmlns:ct="http://schemas.microsoft.com/office/2006/metadata/contentType" xmlns:ma="http://schemas.microsoft.com/office/2006/metadata/properties/metaAttributes" ct:_="" ma:_="" ma:contentTypeName="Documento" ma:contentTypeID="0x010100E96778489EE7714D8BD12CC105EB918B" ma:contentTypeVersion="2" ma:contentTypeDescription="Crear nuevo documento." ma:contentTypeScope="" ma:versionID="416c5c7ae9b5d54d83875cd3c65194e3">
   <xsd:schema xmlns:xsd="http://www.w3.org/2001/XMLSchema" xmlns:xs="http://www.w3.org/2001/XMLSchema" xmlns:p="http://schemas.microsoft.com/office/2006/metadata/properties" xmlns:ns2="126e8a1c-9ea9-435a-ac89-d06c80d62e30" targetNamespace="http://schemas.microsoft.com/office/2006/metadata/properties" ma:root="true" ma:fieldsID="70a237c842677bd850644f8595079f5e" ns2:_="">
     <xsd:import namespace="126e8a1c-9ea9-435a-ac89-d06c80d62e30"/>
@@ -12292,32 +12150,26 @@
 </ct:contentTypeSchema>
 </file>
 
-<file path=customXml/itemProps1.xml><?xml version="1.0" encoding="utf-8"?>
-<ds:datastoreItem xmlns:ds="http://schemas.openxmlformats.org/officeDocument/2006/customXml" ds:itemID="{5F1783E3-BA1C-4CA3-8E32-C9B378BBED03}">
-  <ds:schemaRefs>
-    <ds:schemaRef ds:uri="http://schemas.microsoft.com/office/2006/metadata/properties"/>
-    <ds:schemaRef ds:uri="http://schemas.microsoft.com/office/infopath/2007/PartnerControls"/>
-  </ds:schemaRefs>
-</ds:datastoreItem>
+<file path=customXml/item2.xml><?xml version="1.0" encoding="utf-8"?>
+<b:Sources xmlns:b="http://schemas.openxmlformats.org/officeDocument/2006/bibliography" xmlns="http://schemas.openxmlformats.org/officeDocument/2006/bibliography" SelectedStyle="\APASixthEditionOfficeOnline.xsl" StyleName="APA" Version="6"/>
 </file>
 
-<file path=customXml/itemProps2.xml><?xml version="1.0" encoding="utf-8"?>
-<ds:datastoreItem xmlns:ds="http://schemas.openxmlformats.org/officeDocument/2006/customXml" ds:itemID="{DABAA964-10BA-4DBC-ABF2-CDEAC0FAF7AA}">
-  <ds:schemaRefs>
-    <ds:schemaRef ds:uri="http://schemas.microsoft.com/sharepoint/v3/contenttype/forms"/>
-  </ds:schemaRefs>
-</ds:datastoreItem>
+<file path=customXml/item3.xml><?xml version="1.0" encoding="utf-8"?>
+<?mso-contentType ?>
+<FormTemplates xmlns="http://schemas.microsoft.com/sharepoint/v3/contenttype/forms">
+  <Display>DocumentLibraryForm</Display>
+  <Edit>DocumentLibraryForm</Edit>
+  <New>DocumentLibraryForm</New>
+</FormTemplates>
 </file>
 
-<file path=customXml/itemProps3.xml><?xml version="1.0" encoding="utf-8"?>
-<ds:datastoreItem xmlns:ds="http://schemas.openxmlformats.org/officeDocument/2006/customXml" ds:itemID="{6E8A10B9-B765-4F0B-A47F-7CB788CD8F65}">
-  <ds:schemaRefs>
-    <ds:schemaRef ds:uri="http://schemas.openxmlformats.org/officeDocument/2006/bibliography"/>
-  </ds:schemaRefs>
-</ds:datastoreItem>
+<file path=customXml/item4.xml><?xml version="1.0" encoding="utf-8"?>
+<p:properties xmlns:p="http://schemas.microsoft.com/office/2006/metadata/properties" xmlns:xsi="http://www.w3.org/2001/XMLSchema-instance" xmlns:pc="http://schemas.microsoft.com/office/infopath/2007/PartnerControls">
+  <documentManagement/>
+</p:properties>
 </file>
 
-<file path=customXml/itemProps4.xml><?xml version="1.0" encoding="utf-8"?>
+<file path=customXml/itemProps1.xml><?xml version="1.0" encoding="utf-8"?>
 <ds:datastoreItem xmlns:ds="http://schemas.openxmlformats.org/officeDocument/2006/customXml" ds:itemID="{767CD2D5-7A6C-47C3-9B54-C4225C74DD0B}">
   <ds:schemaRefs>
     <ds:schemaRef ds:uri="http://schemas.microsoft.com/office/2006/metadata/contentType"/>
@@ -12333,4 +12185,29 @@
     <ds:schemaRef ds:uri="http://schemas.microsoft.com/internal/obd"/>
   </ds:schemaRefs>
 </ds:datastoreItem>
+</file>
+
+<file path=customXml/itemProps2.xml><?xml version="1.0" encoding="utf-8"?>
+<ds:datastoreItem xmlns:ds="http://schemas.openxmlformats.org/officeDocument/2006/customXml" ds:itemID="{6E8A10B9-B765-4F0B-A47F-7CB788CD8F65}">
+  <ds:schemaRefs>
+    <ds:schemaRef ds:uri="http://schemas.openxmlformats.org/officeDocument/2006/bibliography"/>
+  </ds:schemaRefs>
+</ds:datastoreItem>
+</file>
+
+<file path=customXml/itemProps3.xml><?xml version="1.0" encoding="utf-8"?>
+<ds:datastoreItem xmlns:ds="http://schemas.openxmlformats.org/officeDocument/2006/customXml" ds:itemID="{DABAA964-10BA-4DBC-ABF2-CDEAC0FAF7AA}">
+  <ds:schemaRefs>
+    <ds:schemaRef ds:uri="http://schemas.microsoft.com/sharepoint/v3/contenttype/forms"/>
+  </ds:schemaRefs>
+</ds:datastoreItem>
+</file>
+
+<file path=customXml/itemProps4.xml><?xml version="1.0" encoding="utf-8"?>
+<ds:datastoreItem xmlns:ds="http://schemas.openxmlformats.org/officeDocument/2006/customXml" ds:itemID="{5F1783E3-BA1C-4CA3-8E32-C9B378BBED03}">
+  <ds:schemaRefs>
+    <ds:schemaRef ds:uri="http://schemas.microsoft.com/office/2006/metadata/properties"/>
+    <ds:schemaRef ds:uri="http://schemas.microsoft.com/office/infopath/2007/PartnerControls"/>
+  </ds:schemaRefs>
+</ds:datastoreItem>
 </file>